--- a/manuscript/submission_package/Manuscript.docx
+++ b/manuscript/submission_package/Manuscript.docx
@@ -1587,7 +1587,7 @@
           <w:i w:val="0"/>
           <w:sz w:val="24"/>
         </w:rPr>
-        <w:t xml:space="preserve"> During the preparation of this work the authors used an AI-powered academic writing tool to assist with drafting, language editing, and formatting. After using this tool, the authors reviewed and edited the content as needed and take full responsibility for the content of the publication.</w:t>
+        <w:t xml:space="preserve"> During the preparation of this work the authors used ChatGPT and WorkBuddy to assist with drafting, language editing, and formatting. After using these tools, the authors reviewed and edited the content as needed and take full responsibility for the content of the published article.</w:t>
       </w:r>
     </w:p>
     <w:p>
